--- a/AWS-NOTES/Serverless Computing with AWS Lambda.docx
+++ b/AWS-NOTES/Serverless Computing with AWS Lambda.docx
@@ -22,23 +22,7 @@
           <w:bCs/>
           <w:szCs w:val="24"/>
         </w:rPr>
-        <w:t>Serverless Computing with</w:t>
-      </w:r>
-      <w:r>
-        <w:rPr>
-          <w:b/>
-          <w:bCs/>
-          <w:szCs w:val="24"/>
-        </w:rPr>
-        <w:t xml:space="preserve"> </w:t>
-      </w:r>
-      <w:r>
-        <w:rPr>
-          <w:b/>
-          <w:bCs/>
-          <w:szCs w:val="24"/>
-        </w:rPr>
-        <w:t>AWS Lambda</w:t>
+        <w:t>Serverless Computing with AWS Lambda</w:t>
       </w:r>
     </w:p>
     <w:p>
@@ -731,12 +715,16 @@
       <w:pPr>
         <w:jc w:val="center"/>
         <w:rPr>
-          <w:sz w:val="20"/>
-          <w:szCs w:val="20"/>
-        </w:rPr>
-      </w:pPr>
-      <w:r>
-        <w:rPr>
+          <w:b/>
+          <w:bCs/>
+          <w:sz w:val="20"/>
+          <w:szCs w:val="20"/>
+        </w:rPr>
+      </w:pPr>
+      <w:r>
+        <w:rPr>
+          <w:b/>
+          <w:bCs/>
           <w:sz w:val="20"/>
           <w:szCs w:val="20"/>
         </w:rPr>
@@ -1133,25 +1121,7 @@
           <w:sz w:val="20"/>
           <w:szCs w:val="20"/>
         </w:rPr>
-        <w:t xml:space="preserve"> 7. What is the difference between synchronous and asynchronous invocation in</w:t>
-      </w:r>
-      <w:r>
-        <w:rPr>
-          <w:b/>
-          <w:bCs/>
-          <w:sz w:val="20"/>
-          <w:szCs w:val="20"/>
-        </w:rPr>
-        <w:t xml:space="preserve"> </w:t>
-      </w:r>
-      <w:r>
-        <w:rPr>
-          <w:b/>
-          <w:bCs/>
-          <w:sz w:val="20"/>
-          <w:szCs w:val="20"/>
-        </w:rPr>
-        <w:t>Lambda?</w:t>
+        <w:t xml:space="preserve"> 7. What is the difference between synchronous and asynchronous invocation in Lambda?</w:t>
       </w:r>
     </w:p>
     <w:p>
@@ -1213,6 +1183,8 @@
     <w:p>
       <w:pPr>
         <w:rPr>
+          <w:b/>
+          <w:bCs/>
           <w:sz w:val="20"/>
           <w:szCs w:val="20"/>
         </w:rPr>
@@ -1220,6 +1192,8 @@
       <w:r>
         <w:rPr>
           <w:rFonts w:ascii="Segoe UI Emoji" w:hAnsi="Segoe UI Emoji" w:cs="Segoe UI Emoji"/>
+          <w:b/>
+          <w:bCs/>
           <w:sz w:val="20"/>
           <w:szCs w:val="20"/>
         </w:rPr>
@@ -1227,24 +1201,12 @@
       </w:r>
       <w:r>
         <w:rPr>
-          <w:sz w:val="20"/>
-          <w:szCs w:val="20"/>
-        </w:rPr>
-        <w:t xml:space="preserve"> </w:t>
-      </w:r>
-      <w:r>
-        <w:rPr>
-          <w:sz w:val="20"/>
-          <w:szCs w:val="20"/>
-        </w:rPr>
-        <w:t>8</w:t>
-      </w:r>
-      <w:r>
-        <w:rPr>
-          <w:sz w:val="20"/>
-          <w:szCs w:val="20"/>
-        </w:rPr>
-        <w:t>. How would you run a Lambda function on a schedule?</w:t>
+          <w:b/>
+          <w:bCs/>
+          <w:sz w:val="20"/>
+          <w:szCs w:val="20"/>
+        </w:rPr>
+        <w:t xml:space="preserve"> 8. How would you run a Lambda function on a schedule?</w:t>
       </w:r>
     </w:p>
     <w:p>
@@ -1302,6 +1264,8 @@
     <w:p>
       <w:pPr>
         <w:rPr>
+          <w:b/>
+          <w:bCs/>
           <w:sz w:val="20"/>
           <w:szCs w:val="20"/>
         </w:rPr>
@@ -1309,6 +1273,8 @@
       <w:r>
         <w:rPr>
           <w:rFonts w:ascii="Segoe UI Emoji" w:hAnsi="Segoe UI Emoji" w:cs="Segoe UI Emoji"/>
+          <w:b/>
+          <w:bCs/>
           <w:sz w:val="20"/>
           <w:szCs w:val="20"/>
         </w:rPr>
@@ -1316,24 +1282,12 @@
       </w:r>
       <w:r>
         <w:rPr>
-          <w:sz w:val="20"/>
-          <w:szCs w:val="20"/>
-        </w:rPr>
-        <w:t xml:space="preserve"> </w:t>
-      </w:r>
-      <w:r>
-        <w:rPr>
-          <w:sz w:val="20"/>
-          <w:szCs w:val="20"/>
-        </w:rPr>
-        <w:t>9</w:t>
-      </w:r>
-      <w:r>
-        <w:rPr>
-          <w:sz w:val="20"/>
-          <w:szCs w:val="20"/>
-        </w:rPr>
-        <w:t>. Can Lambda functions interact with private VPC resources?</w:t>
+          <w:b/>
+          <w:bCs/>
+          <w:sz w:val="20"/>
+          <w:szCs w:val="20"/>
+        </w:rPr>
+        <w:t xml:space="preserve"> 9. Can Lambda functions interact with private VPC resources?</w:t>
       </w:r>
     </w:p>
     <w:p>
@@ -1359,6 +1313,8 @@
     <w:p>
       <w:pPr>
         <w:rPr>
+          <w:b/>
+          <w:bCs/>
           <w:sz w:val="20"/>
           <w:szCs w:val="20"/>
         </w:rPr>
@@ -1366,6 +1322,8 @@
       <w:r>
         <w:rPr>
           <w:rFonts w:ascii="Segoe UI Emoji" w:hAnsi="Segoe UI Emoji" w:cs="Segoe UI Emoji"/>
+          <w:b/>
+          <w:bCs/>
           <w:sz w:val="20"/>
           <w:szCs w:val="20"/>
         </w:rPr>
@@ -1373,24 +1331,12 @@
       </w:r>
       <w:r>
         <w:rPr>
-          <w:sz w:val="20"/>
-          <w:szCs w:val="20"/>
-        </w:rPr>
-        <w:t xml:space="preserve"> </w:t>
-      </w:r>
-      <w:r>
-        <w:rPr>
-          <w:sz w:val="20"/>
-          <w:szCs w:val="20"/>
-        </w:rPr>
-        <w:t>10</w:t>
-      </w:r>
-      <w:r>
-        <w:rPr>
-          <w:sz w:val="20"/>
-          <w:szCs w:val="20"/>
-        </w:rPr>
-        <w:t>. What are the limitations of AWS Lambda?</w:t>
+          <w:b/>
+          <w:bCs/>
+          <w:sz w:val="20"/>
+          <w:szCs w:val="20"/>
+        </w:rPr>
+        <w:t xml:space="preserve"> 10. What are the limitations of AWS Lambda?</w:t>
       </w:r>
     </w:p>
     <w:p>
@@ -1479,7 +1425,25 @@
           <w:sz w:val="20"/>
           <w:szCs w:val="20"/>
         </w:rPr>
-        <w:t xml:space="preserve"> 15. What tools can you use to deploy Lambda functions?</w:t>
+        <w:t xml:space="preserve"> 1</w:t>
+      </w:r>
+      <w:r>
+        <w:rPr>
+          <w:b/>
+          <w:bCs/>
+          <w:sz w:val="20"/>
+          <w:szCs w:val="20"/>
+        </w:rPr>
+        <w:t>1</w:t>
+      </w:r>
+      <w:r>
+        <w:rPr>
+          <w:b/>
+          <w:bCs/>
+          <w:sz w:val="20"/>
+          <w:szCs w:val="20"/>
+        </w:rPr>
+        <w:t>. What tools can you use to deploy Lambda functions?</w:t>
       </w:r>
     </w:p>
     <w:p>
@@ -4612,6 +4576,7 @@
   <w:style w:type="character" w:default="1" w:styleId="DefaultParagraphFont">
     <w:name w:val="Default Paragraph Font"/>
     <w:uiPriority w:val="1"/>
+    <w:semiHidden/>
     <w:unhideWhenUsed/>
   </w:style>
   <w:style w:type="table" w:default="1" w:styleId="TableNormal">

--- a/AWS-NOTES/Serverless Computing with AWS Lambda.docx
+++ b/AWS-NOTES/Serverless Computing with AWS Lambda.docx
@@ -4,23 +4,19 @@
   <w:body>
     <w:p>
       <w:pPr>
-        <w:pStyle w:val="ListParagraph"/>
-        <w:numPr>
-          <w:ilvl w:val="0"/>
-          <w:numId w:val="1"/>
-        </w:numPr>
+        <w:pStyle w:val="Heading1"/>
         <w:jc w:val="center"/>
         <w:rPr>
-          <w:b/>
-          <w:bCs/>
-          <w:szCs w:val="24"/>
-        </w:rPr>
-      </w:pPr>
-      <w:r>
-        <w:rPr>
-          <w:b/>
-          <w:bCs/>
-          <w:szCs w:val="24"/>
+          <w:rFonts w:ascii="Algerian" w:hAnsi="Algerian"/>
+          <w:sz w:val="32"/>
+          <w:szCs w:val="32"/>
+        </w:rPr>
+      </w:pPr>
+      <w:r>
+        <w:rPr>
+          <w:rFonts w:ascii="Algerian" w:hAnsi="Algerian"/>
+          <w:sz w:val="32"/>
+          <w:szCs w:val="32"/>
         </w:rPr>
         <w:t>Serverless Computing with AWS Lambda</w:t>
       </w:r>
@@ -64,7 +60,39 @@
           <w:sz w:val="20"/>
           <w:szCs w:val="20"/>
         </w:rPr>
-        <w:t>Serverless computing is a way to run applications without managing servers yourself</w:t>
+        <w:t xml:space="preserve">Serverless computing is a way to </w:t>
+      </w:r>
+      <w:r>
+        <w:rPr>
+          <w:b/>
+          <w:bCs/>
+          <w:sz w:val="20"/>
+          <w:szCs w:val="20"/>
+        </w:rPr>
+        <w:t>run applications</w:t>
+      </w:r>
+      <w:r>
+        <w:rPr>
+          <w:sz w:val="20"/>
+          <w:szCs w:val="20"/>
+        </w:rPr>
+        <w:t xml:space="preserve"> without </w:t>
+      </w:r>
+      <w:r>
+        <w:rPr>
+          <w:b/>
+          <w:bCs/>
+          <w:sz w:val="20"/>
+          <w:szCs w:val="20"/>
+        </w:rPr>
+        <w:t>managing servers</w:t>
+      </w:r>
+      <w:r>
+        <w:rPr>
+          <w:sz w:val="20"/>
+          <w:szCs w:val="20"/>
+        </w:rPr>
+        <w:t xml:space="preserve"> yourself</w:t>
       </w:r>
       <w:r>
         <w:rPr>
@@ -203,7 +231,41 @@
           <w:sz w:val="20"/>
           <w:szCs w:val="20"/>
         </w:rPr>
-        <w:t xml:space="preserve"> Lambda lets you run code without provisioning or managing servers. You just upload your function, and AWS handles everything else - servers, scaling, maintenance, and monitoring.</w:t>
+        <w:t xml:space="preserve"> Lambda lets you </w:t>
+      </w:r>
+      <w:r>
+        <w:rPr>
+          <w:b/>
+          <w:bCs/>
+          <w:sz w:val="20"/>
+          <w:szCs w:val="20"/>
+        </w:rPr>
+        <w:t>run code</w:t>
+      </w:r>
+      <w:r>
+        <w:rPr>
+          <w:sz w:val="20"/>
+          <w:szCs w:val="20"/>
+        </w:rPr>
+        <w:t xml:space="preserve"> without </w:t>
+      </w:r>
+      <w:r>
+        <w:rPr>
+          <w:b/>
+          <w:bCs/>
+          <w:i/>
+          <w:iCs/>
+          <w:sz w:val="20"/>
+          <w:szCs w:val="20"/>
+        </w:rPr>
+        <w:t>provisioning or managing servers</w:t>
+      </w:r>
+      <w:r>
+        <w:rPr>
+          <w:sz w:val="20"/>
+          <w:szCs w:val="20"/>
+        </w:rPr>
+        <w:t>. You just upload your function, and AWS handles everything else - servers, scaling, maintenance, and monitoring.</w:t>
       </w:r>
     </w:p>
     <w:p>
@@ -713,20 +775,19 @@
     </w:p>
     <w:p>
       <w:pPr>
+        <w:pStyle w:val="Heading1"/>
         <w:jc w:val="center"/>
         <w:rPr>
-          <w:b/>
-          <w:bCs/>
-          <w:sz w:val="20"/>
-          <w:szCs w:val="20"/>
-        </w:rPr>
-      </w:pPr>
-      <w:r>
-        <w:rPr>
-          <w:b/>
-          <w:bCs/>
-          <w:sz w:val="20"/>
-          <w:szCs w:val="20"/>
+          <w:rFonts w:ascii="Algerian" w:hAnsi="Algerian"/>
+          <w:sz w:val="28"/>
+          <w:szCs w:val="28"/>
+        </w:rPr>
+      </w:pPr>
+      <w:r>
+        <w:rPr>
+          <w:rFonts w:ascii="Algerian" w:hAnsi="Algerian"/>
+          <w:sz w:val="28"/>
+          <w:szCs w:val="28"/>
         </w:rPr>
         <w:t>[General Interview Questions]</w:t>
       </w:r>
@@ -736,8 +797,7 @@
         <w:rPr>
           <w:b/>
           <w:bCs/>
-          <w:sz w:val="20"/>
-          <w:szCs w:val="20"/>
+          <w:szCs w:val="24"/>
         </w:rPr>
       </w:pPr>
       <w:r>
@@ -745,8 +805,7 @@
           <w:rFonts w:ascii="Segoe UI Emoji" w:hAnsi="Segoe UI Emoji" w:cs="Segoe UI Emoji"/>
           <w:b/>
           <w:bCs/>
-          <w:sz w:val="20"/>
-          <w:szCs w:val="20"/>
+          <w:szCs w:val="24"/>
         </w:rPr>
         <w:t>🔹</w:t>
       </w:r>
@@ -754,8 +813,7 @@
         <w:rPr>
           <w:b/>
           <w:bCs/>
-          <w:sz w:val="20"/>
-          <w:szCs w:val="20"/>
+          <w:szCs w:val="24"/>
         </w:rPr>
         <w:t xml:space="preserve"> 1. What is AWS Lambda and how does it differ from EC2?</w:t>
       </w:r>
@@ -768,39 +826,22 @@
           <w:numId w:val="13"/>
         </w:numPr>
         <w:rPr>
-          <w:sz w:val="20"/>
-          <w:szCs w:val="20"/>
-        </w:rPr>
-      </w:pPr>
-      <w:r>
-        <w:rPr>
-          <w:sz w:val="20"/>
-          <w:szCs w:val="20"/>
-        </w:rPr>
-        <w:t>Lambda is a serverless compute service that runs code without provisioning or managing servers,</w:t>
-      </w:r>
-      <w:r>
-        <w:rPr>
-          <w:sz w:val="20"/>
-          <w:szCs w:val="20"/>
-        </w:rPr>
-        <w:t xml:space="preserve"> </w:t>
-      </w:r>
-      <w:r>
-        <w:rPr>
-          <w:sz w:val="20"/>
-          <w:szCs w:val="20"/>
-        </w:rPr>
-        <w:t>unlike EC2 which requires full server management.</w:t>
-      </w:r>
-    </w:p>
-    <w:p>
-      <w:pPr>
-        <w:rPr>
-          <w:b/>
-          <w:bCs/>
-          <w:sz w:val="20"/>
-          <w:szCs w:val="20"/>
+          <w:szCs w:val="24"/>
+        </w:rPr>
+      </w:pPr>
+      <w:r>
+        <w:rPr>
+          <w:szCs w:val="24"/>
+        </w:rPr>
+        <w:t>Lambda is a serverless compute service that runs code without provisioning or managing servers, unlike EC2 which requires full server management.</w:t>
+      </w:r>
+    </w:p>
+    <w:p>
+      <w:pPr>
+        <w:rPr>
+          <w:b/>
+          <w:bCs/>
+          <w:szCs w:val="24"/>
         </w:rPr>
       </w:pPr>
       <w:r>
@@ -808,8 +849,7 @@
           <w:rFonts w:ascii="Segoe UI Emoji" w:hAnsi="Segoe UI Emoji" w:cs="Segoe UI Emoji"/>
           <w:b/>
           <w:bCs/>
-          <w:sz w:val="20"/>
-          <w:szCs w:val="20"/>
+          <w:szCs w:val="24"/>
         </w:rPr>
         <w:t>🔹</w:t>
       </w:r>
@@ -817,8 +857,7 @@
         <w:rPr>
           <w:b/>
           <w:bCs/>
-          <w:sz w:val="20"/>
-          <w:szCs w:val="20"/>
+          <w:szCs w:val="24"/>
         </w:rPr>
         <w:t xml:space="preserve"> 2. What triggers can invoke a Lambda function?</w:t>
       </w:r>
@@ -831,39 +870,29 @@
           <w:numId w:val="13"/>
         </w:numPr>
         <w:rPr>
-          <w:sz w:val="20"/>
-          <w:szCs w:val="20"/>
-        </w:rPr>
-      </w:pPr>
-      <w:r>
-        <w:rPr>
-          <w:sz w:val="20"/>
-          <w:szCs w:val="20"/>
-        </w:rPr>
-        <w:t>Common triggers include S3 events, API Gateway, DynamoDB Streams, CloudWatch Events, and</w:t>
-      </w:r>
-      <w:r>
-        <w:rPr>
-          <w:sz w:val="20"/>
-          <w:szCs w:val="20"/>
-        </w:rPr>
-        <w:t xml:space="preserve"> </w:t>
-      </w:r>
-      <w:r>
-        <w:rPr>
-          <w:sz w:val="20"/>
-          <w:szCs w:val="20"/>
-        </w:rPr>
-        <w:t>SNS.</w:t>
-      </w:r>
-    </w:p>
-    <w:p>
-      <w:pPr>
-        <w:rPr>
-          <w:b/>
-          <w:bCs/>
-          <w:sz w:val="20"/>
-          <w:szCs w:val="20"/>
+          <w:szCs w:val="24"/>
+        </w:rPr>
+      </w:pPr>
+      <w:r>
+        <w:rPr>
+          <w:szCs w:val="24"/>
+        </w:rPr>
+        <w:t>Common triggers include S3 events, API Gateway, DynamoDB Streams, CloudWatch Events, and SNS.</w:t>
+      </w:r>
+    </w:p>
+    <w:p>
+      <w:pPr>
+        <w:rPr>
+          <w:szCs w:val="24"/>
+        </w:rPr>
+      </w:pPr>
+    </w:p>
+    <w:p>
+      <w:pPr>
+        <w:rPr>
+          <w:b/>
+          <w:bCs/>
+          <w:szCs w:val="24"/>
         </w:rPr>
       </w:pPr>
       <w:r>
@@ -871,17 +900,16 @@
           <w:rFonts w:ascii="Segoe UI Emoji" w:hAnsi="Segoe UI Emoji" w:cs="Segoe UI Emoji"/>
           <w:b/>
           <w:bCs/>
-          <w:sz w:val="20"/>
-          <w:szCs w:val="20"/>
-        </w:rPr>
+          <w:szCs w:val="24"/>
+        </w:rPr>
+        <w:lastRenderedPageBreak/>
         <w:t>🔹</w:t>
       </w:r>
       <w:r>
         <w:rPr>
           <w:b/>
           <w:bCs/>
-          <w:sz w:val="20"/>
-          <w:szCs w:val="20"/>
+          <w:szCs w:val="24"/>
         </w:rPr>
         <w:t xml:space="preserve"> 3. What is an event object in Lambda?</w:t>
       </w:r>
@@ -894,39 +922,23 @@
           <w:numId w:val="14"/>
         </w:numPr>
         <w:rPr>
-          <w:sz w:val="20"/>
-          <w:szCs w:val="20"/>
-        </w:rPr>
-      </w:pPr>
-      <w:r>
-        <w:rPr>
-          <w:sz w:val="20"/>
-          <w:szCs w:val="20"/>
-        </w:rPr>
-        <w:t>An event is a JSON-formatted input passed to the Lambda function, containing trigger data like S3</w:t>
-      </w:r>
-      <w:r>
-        <w:rPr>
-          <w:sz w:val="20"/>
-          <w:szCs w:val="20"/>
-        </w:rPr>
-        <w:t xml:space="preserve"> </w:t>
-      </w:r>
-      <w:r>
-        <w:rPr>
-          <w:sz w:val="20"/>
-          <w:szCs w:val="20"/>
-        </w:rPr>
-        <w:t>file names or API payloads.</w:t>
-      </w:r>
-    </w:p>
-    <w:p>
-      <w:pPr>
-        <w:rPr>
-          <w:b/>
-          <w:bCs/>
-          <w:sz w:val="20"/>
-          <w:szCs w:val="20"/>
+          <w:szCs w:val="24"/>
+        </w:rPr>
+      </w:pPr>
+      <w:r>
+        <w:rPr>
+          <w:szCs w:val="24"/>
+        </w:rPr>
+        <w:t>An event is a JSON-formatted input passed to the Lambda function, containing trigger data like S3 file names or API payloads.</w:t>
+      </w:r>
+    </w:p>
+    <w:p>
+      <w:pPr>
+        <w:rPr>
+          <w:b/>
+          <w:bCs/>
+          <w:sz w:val="28"/>
+          <w:szCs w:val="28"/>
         </w:rPr>
       </w:pPr>
       <w:r>
@@ -934,8 +946,8 @@
           <w:rFonts w:ascii="Segoe UI Emoji" w:hAnsi="Segoe UI Emoji" w:cs="Segoe UI Emoji"/>
           <w:b/>
           <w:bCs/>
-          <w:sz w:val="20"/>
-          <w:szCs w:val="20"/>
+          <w:sz w:val="28"/>
+          <w:szCs w:val="28"/>
         </w:rPr>
         <w:t>🔹</w:t>
       </w:r>
@@ -943,8 +955,8 @@
         <w:rPr>
           <w:b/>
           <w:bCs/>
-          <w:sz w:val="20"/>
-          <w:szCs w:val="20"/>
+          <w:sz w:val="28"/>
+          <w:szCs w:val="28"/>
         </w:rPr>
         <w:t xml:space="preserve"> 4. How does AWS Lambda handle scaling?</w:t>
       </w:r>
@@ -957,39 +969,25 @@
           <w:numId w:val="14"/>
         </w:numPr>
         <w:rPr>
-          <w:sz w:val="20"/>
-          <w:szCs w:val="20"/>
-        </w:rPr>
-      </w:pPr>
-      <w:r>
-        <w:rPr>
-          <w:sz w:val="20"/>
-          <w:szCs w:val="20"/>
-        </w:rPr>
-        <w:t>Lambda automatically scales by running multiple instances of the function in parallel — each</w:t>
-      </w:r>
-      <w:r>
-        <w:rPr>
-          <w:sz w:val="20"/>
-          <w:szCs w:val="20"/>
-        </w:rPr>
-        <w:t xml:space="preserve"> </w:t>
-      </w:r>
-      <w:r>
-        <w:rPr>
-          <w:sz w:val="20"/>
-          <w:szCs w:val="20"/>
-        </w:rPr>
-        <w:t>triggered by an event.</w:t>
-      </w:r>
-    </w:p>
-    <w:p>
-      <w:pPr>
-        <w:rPr>
-          <w:b/>
-          <w:bCs/>
-          <w:sz w:val="20"/>
-          <w:szCs w:val="20"/>
+          <w:sz w:val="28"/>
+          <w:szCs w:val="28"/>
+        </w:rPr>
+      </w:pPr>
+      <w:r>
+        <w:rPr>
+          <w:sz w:val="28"/>
+          <w:szCs w:val="28"/>
+        </w:rPr>
+        <w:t>Lambda automatically scales by running multiple instances of the function in parallel — each triggered by an event.</w:t>
+      </w:r>
+    </w:p>
+    <w:p>
+      <w:pPr>
+        <w:rPr>
+          <w:b/>
+          <w:bCs/>
+          <w:sz w:val="28"/>
+          <w:szCs w:val="28"/>
         </w:rPr>
       </w:pPr>
       <w:r>
@@ -997,8 +995,8 @@
           <w:rFonts w:ascii="Segoe UI Emoji" w:hAnsi="Segoe UI Emoji" w:cs="Segoe UI Emoji"/>
           <w:b/>
           <w:bCs/>
-          <w:sz w:val="20"/>
-          <w:szCs w:val="20"/>
+          <w:sz w:val="28"/>
+          <w:szCs w:val="28"/>
         </w:rPr>
         <w:t>🔹</w:t>
       </w:r>
@@ -1006,8 +1004,8 @@
         <w:rPr>
           <w:b/>
           <w:bCs/>
-          <w:sz w:val="20"/>
-          <w:szCs w:val="20"/>
+          <w:sz w:val="28"/>
+          <w:szCs w:val="28"/>
         </w:rPr>
         <w:t xml:space="preserve"> 5. What is a Lambda Execution Role?</w:t>
       </w:r>
@@ -1020,14 +1018,14 @@
           <w:numId w:val="15"/>
         </w:numPr>
         <w:rPr>
-          <w:sz w:val="20"/>
-          <w:szCs w:val="20"/>
-        </w:rPr>
-      </w:pPr>
-      <w:r>
-        <w:rPr>
-          <w:sz w:val="20"/>
-          <w:szCs w:val="20"/>
+          <w:sz w:val="28"/>
+          <w:szCs w:val="28"/>
+        </w:rPr>
+      </w:pPr>
+      <w:r>
+        <w:rPr>
+          <w:sz w:val="28"/>
+          <w:szCs w:val="28"/>
         </w:rPr>
         <w:t>An IAM role that gives Lambda permission to access AWS services (e.g., S3 read, DynamoDB write).</w:t>
       </w:r>
@@ -1037,8 +1035,8 @@
         <w:rPr>
           <w:b/>
           <w:bCs/>
-          <w:sz w:val="20"/>
-          <w:szCs w:val="20"/>
+          <w:sz w:val="28"/>
+          <w:szCs w:val="28"/>
         </w:rPr>
       </w:pPr>
       <w:r>
@@ -1046,8 +1044,8 @@
           <w:rFonts w:ascii="Segoe UI Emoji" w:hAnsi="Segoe UI Emoji" w:cs="Segoe UI Emoji"/>
           <w:b/>
           <w:bCs/>
-          <w:sz w:val="20"/>
-          <w:szCs w:val="20"/>
+          <w:sz w:val="28"/>
+          <w:szCs w:val="28"/>
         </w:rPr>
         <w:t>🔹</w:t>
       </w:r>
@@ -1055,8 +1053,8 @@
         <w:rPr>
           <w:b/>
           <w:bCs/>
-          <w:sz w:val="20"/>
-          <w:szCs w:val="20"/>
+          <w:sz w:val="28"/>
+          <w:szCs w:val="28"/>
         </w:rPr>
         <w:t xml:space="preserve"> 6. How do you deploy dependencies in Lambda?</w:t>
       </w:r>
@@ -1069,39 +1067,25 @@
           <w:numId w:val="16"/>
         </w:numPr>
         <w:rPr>
-          <w:sz w:val="20"/>
-          <w:szCs w:val="20"/>
-        </w:rPr>
-      </w:pPr>
-      <w:r>
-        <w:rPr>
-          <w:sz w:val="20"/>
-          <w:szCs w:val="20"/>
-        </w:rPr>
-        <w:t>Package your code with dependencies as a .zip file or use Lambda layers for sharing libraries across</w:t>
-      </w:r>
-      <w:r>
-        <w:rPr>
-          <w:sz w:val="20"/>
-          <w:szCs w:val="20"/>
-        </w:rPr>
-        <w:t xml:space="preserve"> </w:t>
-      </w:r>
-      <w:r>
-        <w:rPr>
-          <w:sz w:val="20"/>
-          <w:szCs w:val="20"/>
-        </w:rPr>
-        <w:t>functions.</w:t>
-      </w:r>
-    </w:p>
-    <w:p>
-      <w:pPr>
-        <w:rPr>
-          <w:b/>
-          <w:bCs/>
-          <w:sz w:val="20"/>
-          <w:szCs w:val="20"/>
+          <w:sz w:val="28"/>
+          <w:szCs w:val="28"/>
+        </w:rPr>
+      </w:pPr>
+      <w:r>
+        <w:rPr>
+          <w:sz w:val="28"/>
+          <w:szCs w:val="28"/>
+        </w:rPr>
+        <w:t>Package your code with dependencies as a .zip file or use Lambda layers for sharing libraries across functions.</w:t>
+      </w:r>
+    </w:p>
+    <w:p>
+      <w:pPr>
+        <w:rPr>
+          <w:b/>
+          <w:bCs/>
+          <w:sz w:val="28"/>
+          <w:szCs w:val="28"/>
         </w:rPr>
       </w:pPr>
       <w:r>
@@ -1109,8 +1093,8 @@
           <w:rFonts w:ascii="Segoe UI Emoji" w:hAnsi="Segoe UI Emoji" w:cs="Segoe UI Emoji"/>
           <w:b/>
           <w:bCs/>
-          <w:sz w:val="20"/>
-          <w:szCs w:val="20"/>
+          <w:sz w:val="28"/>
+          <w:szCs w:val="28"/>
         </w:rPr>
         <w:t>🔹</w:t>
       </w:r>
@@ -1118,8 +1102,8 @@
         <w:rPr>
           <w:b/>
           <w:bCs/>
-          <w:sz w:val="20"/>
-          <w:szCs w:val="20"/>
+          <w:sz w:val="28"/>
+          <w:szCs w:val="28"/>
         </w:rPr>
         <w:t xml:space="preserve"> 7. What is the difference between synchronous and asynchronous invocation in Lambda?</w:t>
       </w:r>
@@ -1132,16 +1116,25 @@
           <w:numId w:val="17"/>
         </w:numPr>
         <w:rPr>
-          <w:sz w:val="20"/>
-          <w:szCs w:val="20"/>
-        </w:rPr>
-      </w:pPr>
-      <w:r>
-        <w:rPr>
-          <w:sz w:val="20"/>
-          <w:szCs w:val="20"/>
-        </w:rPr>
-        <w:t>Sync: Waits for response (e.g., API Gateway)</w:t>
+          <w:sz w:val="28"/>
+          <w:szCs w:val="28"/>
+        </w:rPr>
+      </w:pPr>
+      <w:r>
+        <w:rPr>
+          <w:b/>
+          <w:bCs/>
+          <w:sz w:val="28"/>
+          <w:szCs w:val="28"/>
+        </w:rPr>
+        <w:t>Sync</w:t>
+      </w:r>
+      <w:r>
+        <w:rPr>
+          <w:sz w:val="28"/>
+          <w:szCs w:val="28"/>
+        </w:rPr>
+        <w:t>: Waits for response (e.g., API Gateway)</w:t>
       </w:r>
     </w:p>
     <w:p>
@@ -1152,30 +1145,39 @@
           <w:numId w:val="17"/>
         </w:numPr>
         <w:rPr>
-          <w:sz w:val="20"/>
-          <w:szCs w:val="20"/>
-        </w:rPr>
-      </w:pPr>
-      <w:r>
-        <w:rPr>
-          <w:sz w:val="20"/>
-          <w:szCs w:val="20"/>
-        </w:rPr>
-        <w:t xml:space="preserve">Async: </w:t>
+          <w:sz w:val="28"/>
+          <w:szCs w:val="28"/>
+        </w:rPr>
+      </w:pPr>
+      <w:r>
+        <w:rPr>
+          <w:b/>
+          <w:bCs/>
+          <w:sz w:val="28"/>
+          <w:szCs w:val="28"/>
+        </w:rPr>
+        <w:t>Async</w:t>
+      </w:r>
+      <w:r>
+        <w:rPr>
+          <w:sz w:val="28"/>
+          <w:szCs w:val="28"/>
+        </w:rPr>
+        <w:t xml:space="preserve">: </w:t>
       </w:r>
       <w:proofErr w:type="gramStart"/>
       <w:r>
         <w:rPr>
-          <w:sz w:val="20"/>
-          <w:szCs w:val="20"/>
+          <w:sz w:val="28"/>
+          <w:szCs w:val="28"/>
         </w:rPr>
         <w:t>Doesn't</w:t>
       </w:r>
       <w:proofErr w:type="gramEnd"/>
       <w:r>
         <w:rPr>
-          <w:sz w:val="20"/>
-          <w:szCs w:val="20"/>
+          <w:sz w:val="28"/>
+          <w:szCs w:val="28"/>
         </w:rPr>
         <w:t xml:space="preserve"> wait (e.g., S3 events, SNS)</w:t>
       </w:r>
@@ -1185,8 +1187,8 @@
         <w:rPr>
           <w:b/>
           <w:bCs/>
-          <w:sz w:val="20"/>
-          <w:szCs w:val="20"/>
+          <w:sz w:val="28"/>
+          <w:szCs w:val="28"/>
         </w:rPr>
       </w:pPr>
       <w:r>
@@ -1194,8 +1196,8 @@
           <w:rFonts w:ascii="Segoe UI Emoji" w:hAnsi="Segoe UI Emoji" w:cs="Segoe UI Emoji"/>
           <w:b/>
           <w:bCs/>
-          <w:sz w:val="20"/>
-          <w:szCs w:val="20"/>
+          <w:sz w:val="28"/>
+          <w:szCs w:val="28"/>
         </w:rPr>
         <w:t>🔹</w:t>
       </w:r>
@@ -1203,8 +1205,8 @@
         <w:rPr>
           <w:b/>
           <w:bCs/>
-          <w:sz w:val="20"/>
-          <w:szCs w:val="20"/>
+          <w:sz w:val="28"/>
+          <w:szCs w:val="28"/>
         </w:rPr>
         <w:t xml:space="preserve"> 8. How would you run a Lambda function on a schedule?</w:t>
       </w:r>
@@ -1217,46 +1219,46 @@
           <w:numId w:val="18"/>
         </w:numPr>
         <w:rPr>
-          <w:sz w:val="20"/>
-          <w:szCs w:val="20"/>
-        </w:rPr>
-      </w:pPr>
-      <w:r>
-        <w:rPr>
-          <w:sz w:val="20"/>
-          <w:szCs w:val="20"/>
+          <w:sz w:val="22"/>
+          <w:szCs w:val="22"/>
+        </w:rPr>
+      </w:pPr>
+      <w:r>
+        <w:rPr>
+          <w:sz w:val="22"/>
+          <w:szCs w:val="22"/>
         </w:rPr>
         <w:t xml:space="preserve">Use CloudWatch Events / </w:t>
       </w:r>
       <w:proofErr w:type="spellStart"/>
       <w:r>
         <w:rPr>
-          <w:sz w:val="20"/>
-          <w:szCs w:val="20"/>
+          <w:sz w:val="22"/>
+          <w:szCs w:val="22"/>
         </w:rPr>
         <w:t>EventBridge</w:t>
       </w:r>
       <w:proofErr w:type="spellEnd"/>
       <w:r>
         <w:rPr>
-          <w:sz w:val="20"/>
-          <w:szCs w:val="20"/>
+          <w:sz w:val="22"/>
+          <w:szCs w:val="22"/>
         </w:rPr>
         <w:t xml:space="preserve"> with a </w:t>
       </w:r>
       <w:proofErr w:type="spellStart"/>
       <w:r>
         <w:rPr>
-          <w:sz w:val="20"/>
-          <w:szCs w:val="20"/>
+          <w:sz w:val="22"/>
+          <w:szCs w:val="22"/>
         </w:rPr>
         <w:t>cron</w:t>
       </w:r>
       <w:proofErr w:type="spellEnd"/>
       <w:r>
         <w:rPr>
-          <w:sz w:val="20"/>
-          <w:szCs w:val="20"/>
+          <w:sz w:val="22"/>
+          <w:szCs w:val="22"/>
         </w:rPr>
         <w:t xml:space="preserve"> or rate expression to trigger the Lambda.</w:t>
       </w:r>
@@ -1266,8 +1268,8 @@
         <w:rPr>
           <w:b/>
           <w:bCs/>
-          <w:sz w:val="20"/>
-          <w:szCs w:val="20"/>
+          <w:sz w:val="28"/>
+          <w:szCs w:val="28"/>
         </w:rPr>
       </w:pPr>
       <w:r>
@@ -1275,8 +1277,8 @@
           <w:rFonts w:ascii="Segoe UI Emoji" w:hAnsi="Segoe UI Emoji" w:cs="Segoe UI Emoji"/>
           <w:b/>
           <w:bCs/>
-          <w:sz w:val="20"/>
-          <w:szCs w:val="20"/>
+          <w:sz w:val="28"/>
+          <w:szCs w:val="28"/>
         </w:rPr>
         <w:t>🔹</w:t>
       </w:r>
@@ -1284,8 +1286,8 @@
         <w:rPr>
           <w:b/>
           <w:bCs/>
-          <w:sz w:val="20"/>
-          <w:szCs w:val="20"/>
+          <w:sz w:val="28"/>
+          <w:szCs w:val="28"/>
         </w:rPr>
         <w:t xml:space="preserve"> 9. Can Lambda functions interact with private VPC resources?</w:t>
       </w:r>
@@ -1298,14 +1300,14 @@
           <w:numId w:val="19"/>
         </w:numPr>
         <w:rPr>
-          <w:sz w:val="20"/>
-          <w:szCs w:val="20"/>
-        </w:rPr>
-      </w:pPr>
-      <w:r>
-        <w:rPr>
-          <w:sz w:val="20"/>
-          <w:szCs w:val="20"/>
+          <w:sz w:val="28"/>
+          <w:szCs w:val="28"/>
+        </w:rPr>
+      </w:pPr>
+      <w:r>
+        <w:rPr>
+          <w:sz w:val="28"/>
+          <w:szCs w:val="28"/>
         </w:rPr>
         <w:t>Yes. You must configure VPC settings (subnets + security groups) in the Lambda configuration.</w:t>
       </w:r>
@@ -1315,8 +1317,8 @@
         <w:rPr>
           <w:b/>
           <w:bCs/>
-          <w:sz w:val="20"/>
-          <w:szCs w:val="20"/>
+          <w:sz w:val="28"/>
+          <w:szCs w:val="28"/>
         </w:rPr>
       </w:pPr>
       <w:r>
@@ -1324,8 +1326,8 @@
           <w:rFonts w:ascii="Segoe UI Emoji" w:hAnsi="Segoe UI Emoji" w:cs="Segoe UI Emoji"/>
           <w:b/>
           <w:bCs/>
-          <w:sz w:val="20"/>
-          <w:szCs w:val="20"/>
+          <w:sz w:val="28"/>
+          <w:szCs w:val="28"/>
         </w:rPr>
         <w:t>🔹</w:t>
       </w:r>
@@ -1333,8 +1335,8 @@
         <w:rPr>
           <w:b/>
           <w:bCs/>
-          <w:sz w:val="20"/>
-          <w:szCs w:val="20"/>
+          <w:sz w:val="28"/>
+          <w:szCs w:val="28"/>
         </w:rPr>
         <w:t xml:space="preserve"> 10. What are the limitations of AWS Lambda?</w:t>
       </w:r>
@@ -1347,14 +1349,14 @@
           <w:numId w:val="20"/>
         </w:numPr>
         <w:rPr>
-          <w:sz w:val="20"/>
-          <w:szCs w:val="20"/>
-        </w:rPr>
-      </w:pPr>
-      <w:r>
-        <w:rPr>
-          <w:sz w:val="20"/>
-          <w:szCs w:val="20"/>
+          <w:sz w:val="28"/>
+          <w:szCs w:val="28"/>
+        </w:rPr>
+      </w:pPr>
+      <w:r>
+        <w:rPr>
+          <w:sz w:val="28"/>
+          <w:szCs w:val="28"/>
         </w:rPr>
         <w:t>Max runtime: 15 mins</w:t>
       </w:r>
@@ -1367,14 +1369,14 @@
           <w:numId w:val="20"/>
         </w:numPr>
         <w:rPr>
-          <w:sz w:val="20"/>
-          <w:szCs w:val="20"/>
-        </w:rPr>
-      </w:pPr>
-      <w:r>
-        <w:rPr>
-          <w:sz w:val="20"/>
-          <w:szCs w:val="20"/>
+          <w:sz w:val="28"/>
+          <w:szCs w:val="28"/>
+        </w:rPr>
+      </w:pPr>
+      <w:r>
+        <w:rPr>
+          <w:sz w:val="28"/>
+          <w:szCs w:val="28"/>
         </w:rPr>
         <w:t>Max memory: 10,240 MB</w:t>
       </w:r>
@@ -1387,14 +1389,14 @@
           <w:numId w:val="20"/>
         </w:numPr>
         <w:rPr>
-          <w:sz w:val="20"/>
-          <w:szCs w:val="20"/>
-        </w:rPr>
-      </w:pPr>
-      <w:r>
-        <w:rPr>
-          <w:sz w:val="20"/>
-          <w:szCs w:val="20"/>
+          <w:sz w:val="28"/>
+          <w:szCs w:val="28"/>
+        </w:rPr>
+      </w:pPr>
+      <w:r>
+        <w:rPr>
+          <w:sz w:val="28"/>
+          <w:szCs w:val="28"/>
         </w:rPr>
         <w:t>Max package size: 50 MB (inline), 250 MB (with S3)</w:t>
       </w:r>
@@ -1404,8 +1406,8 @@
         <w:rPr>
           <w:b/>
           <w:bCs/>
-          <w:sz w:val="20"/>
-          <w:szCs w:val="20"/>
+          <w:sz w:val="28"/>
+          <w:szCs w:val="28"/>
         </w:rPr>
       </w:pPr>
       <w:r>
@@ -1413,8 +1415,8 @@
           <w:rFonts w:ascii="Segoe UI Emoji" w:hAnsi="Segoe UI Emoji" w:cs="Segoe UI Emoji"/>
           <w:b/>
           <w:bCs/>
-          <w:sz w:val="20"/>
-          <w:szCs w:val="20"/>
+          <w:sz w:val="28"/>
+          <w:szCs w:val="28"/>
         </w:rPr>
         <w:t>🔹</w:t>
       </w:r>
@@ -1422,8 +1424,8 @@
         <w:rPr>
           <w:b/>
           <w:bCs/>
-          <w:sz w:val="20"/>
-          <w:szCs w:val="20"/>
+          <w:sz w:val="28"/>
+          <w:szCs w:val="28"/>
         </w:rPr>
         <w:t xml:space="preserve"> 1</w:t>
       </w:r>
@@ -1431,8 +1433,8 @@
         <w:rPr>
           <w:b/>
           <w:bCs/>
-          <w:sz w:val="20"/>
-          <w:szCs w:val="20"/>
+          <w:sz w:val="28"/>
+          <w:szCs w:val="28"/>
         </w:rPr>
         <w:t>1</w:t>
       </w:r>
@@ -1440,8 +1442,8 @@
         <w:rPr>
           <w:b/>
           <w:bCs/>
-          <w:sz w:val="20"/>
-          <w:szCs w:val="20"/>
+          <w:sz w:val="28"/>
+          <w:szCs w:val="28"/>
         </w:rPr>
         <w:t>. What tools can you use to deploy Lambda functions?</w:t>
       </w:r>
@@ -1454,14 +1456,14 @@
           <w:numId w:val="21"/>
         </w:numPr>
         <w:rPr>
-          <w:sz w:val="20"/>
-          <w:szCs w:val="20"/>
-        </w:rPr>
-      </w:pPr>
-      <w:r>
-        <w:rPr>
-          <w:sz w:val="20"/>
-          <w:szCs w:val="20"/>
+          <w:sz w:val="28"/>
+          <w:szCs w:val="28"/>
+        </w:rPr>
+      </w:pPr>
+      <w:r>
+        <w:rPr>
+          <w:sz w:val="28"/>
+          <w:szCs w:val="28"/>
         </w:rPr>
         <w:t>AWS CLI</w:t>
       </w:r>
@@ -1474,14 +1476,14 @@
           <w:numId w:val="21"/>
         </w:numPr>
         <w:rPr>
-          <w:sz w:val="20"/>
-          <w:szCs w:val="20"/>
-        </w:rPr>
-      </w:pPr>
-      <w:r>
-        <w:rPr>
-          <w:sz w:val="20"/>
-          <w:szCs w:val="20"/>
+          <w:sz w:val="28"/>
+          <w:szCs w:val="28"/>
+        </w:rPr>
+      </w:pPr>
+      <w:r>
+        <w:rPr>
+          <w:sz w:val="28"/>
+          <w:szCs w:val="28"/>
         </w:rPr>
         <w:t>AWS SAM (Serverless Application Model)</w:t>
       </w:r>
@@ -1494,14 +1496,14 @@
           <w:numId w:val="21"/>
         </w:numPr>
         <w:rPr>
-          <w:sz w:val="20"/>
-          <w:szCs w:val="20"/>
-        </w:rPr>
-      </w:pPr>
-      <w:r>
-        <w:rPr>
-          <w:sz w:val="20"/>
-          <w:szCs w:val="20"/>
+          <w:sz w:val="28"/>
+          <w:szCs w:val="28"/>
+        </w:rPr>
+      </w:pPr>
+      <w:r>
+        <w:rPr>
+          <w:sz w:val="28"/>
+          <w:szCs w:val="28"/>
         </w:rPr>
         <w:t>Terraform/CloudFormation</w:t>
       </w:r>
@@ -1514,14 +1516,14 @@
           <w:numId w:val="21"/>
         </w:numPr>
         <w:rPr>
-          <w:sz w:val="20"/>
-          <w:szCs w:val="20"/>
-        </w:rPr>
-      </w:pPr>
-      <w:r>
-        <w:rPr>
-          <w:sz w:val="20"/>
-          <w:szCs w:val="20"/>
+          <w:sz w:val="28"/>
+          <w:szCs w:val="28"/>
+        </w:rPr>
+      </w:pPr>
+      <w:r>
+        <w:rPr>
+          <w:sz w:val="28"/>
+          <w:szCs w:val="28"/>
         </w:rPr>
         <w:t>Console</w:t>
       </w:r>
@@ -1540,45 +1542,15 @@
       </w:pPr>
       <w:r>
         <w:rPr>
-          <w:sz w:val="20"/>
-          <w:szCs w:val="20"/>
-        </w:rPr>
-        <w:t>CI/CD tools (e.g., GitHub Actions, Code</w:t>
-      </w:r>
-      <w:r>
-        <w:rPr>
-          <w:sz w:val="20"/>
-          <w:szCs w:val="20"/>
-        </w:rPr>
-        <w:t xml:space="preserve"> </w:t>
-      </w:r>
-      <w:r>
-        <w:rPr>
-          <w:sz w:val="20"/>
-          <w:szCs w:val="20"/>
-        </w:rPr>
-        <w:t>Pipeline)</w:t>
-      </w:r>
-    </w:p>
-    <w:p>
-      <w:pPr>
-        <w:rPr>
-          <w:sz w:val="20"/>
-          <w:szCs w:val="20"/>
-        </w:rPr>
-      </w:pPr>
-    </w:p>
-    <w:p>
-      <w:pPr>
-        <w:rPr>
-          <w:sz w:val="20"/>
-          <w:szCs w:val="20"/>
-        </w:rPr>
-      </w:pPr>
+          <w:sz w:val="28"/>
+          <w:szCs w:val="28"/>
+        </w:rPr>
+        <w:t>CI/CD tools (e.g., GitHub Actions, Code Pipeline)</w:t>
+      </w:r>
     </w:p>
     <w:sectPr>
       <w:pgSz w:w="11906" w:h="16838"/>
-      <w:pgMar w:top="1440" w:right="1440" w:bottom="1440" w:left="1440" w:header="708" w:footer="708" w:gutter="0"/>
+      <w:pgMar w:top="720" w:right="720" w:bottom="720" w:left="720" w:header="708" w:footer="708" w:gutter="0"/>
       <w:cols w:space="708"/>
       <w:docGrid w:linePitch="360"/>
     </w:sectPr>
